--- a/articles/table-styles-describe.docx
+++ b/articles/table-styles-describe.docx
@@ -2325,7 +2325,7 @@
                 <w:strike w:val="false"/>
                 <w:color w:val="000000"/>
               </w:rPr>
-              <w:t xml:space="preserve">53 (27)</w:t>
+              <w:t xml:space="preserve">53(27)</w:t>
             </w:r>
           </w:p>
         </w:tc>
@@ -2427,7 +2427,7 @@
                 <w:strike w:val="false"/>
                 <w:color w:val="000000"/>
               </w:rPr>
-              <w:t xml:space="preserve">28 (29)</w:t>
+              <w:t xml:space="preserve">28(29)</w:t>
             </w:r>
           </w:p>
         </w:tc>
@@ -2529,7 +2529,7 @@
                 <w:strike w:val="false"/>
                 <w:color w:val="000000"/>
               </w:rPr>
-              <w:t xml:space="preserve">25 (25)</w:t>
+              <w:t xml:space="preserve">25(25)</w:t>
             </w:r>
           </w:p>
         </w:tc>
@@ -2739,7 +2739,7 @@
                 <w:strike w:val="false"/>
                 <w:color w:val="000000"/>
               </w:rPr>
-              <w:t xml:space="preserve">54 (27)</w:t>
+              <w:t xml:space="preserve">54(27)</w:t>
             </w:r>
           </w:p>
         </w:tc>
@@ -2841,7 +2841,7 @@
                 <w:strike w:val="false"/>
                 <w:color w:val="000000"/>
               </w:rPr>
-              <w:t xml:space="preserve">25 (26)</w:t>
+              <w:t xml:space="preserve">25(26)</w:t>
             </w:r>
           </w:p>
         </w:tc>
@@ -2943,7 +2943,7 @@
                 <w:strike w:val="false"/>
                 <w:color w:val="000000"/>
               </w:rPr>
-              <w:t xml:space="preserve">29 (28)</w:t>
+              <w:t xml:space="preserve">29(28)</w:t>
             </w:r>
           </w:p>
         </w:tc>
@@ -3153,7 +3153,7 @@
                 <w:strike w:val="false"/>
                 <w:color w:val="000000"/>
               </w:rPr>
-              <w:t xml:space="preserve">43 (22)</w:t>
+              <w:t xml:space="preserve">43(22)</w:t>
             </w:r>
           </w:p>
         </w:tc>
@@ -3255,7 +3255,7 @@
                 <w:strike w:val="false"/>
                 <w:color w:val="000000"/>
               </w:rPr>
-              <w:t xml:space="preserve">22 (22)</w:t>
+              <w:t xml:space="preserve">22(22)</w:t>
             </w:r>
           </w:p>
         </w:tc>
@@ -3357,7 +3357,7 @@
                 <w:strike w:val="false"/>
                 <w:color w:val="000000"/>
               </w:rPr>
-              <w:t xml:space="preserve">21 (21)</w:t>
+              <w:t xml:space="preserve">21(21)</w:t>
             </w:r>
           </w:p>
         </w:tc>
@@ -3567,7 +3567,7 @@
                 <w:strike w:val="false"/>
                 <w:color w:val="000000"/>
               </w:rPr>
-              <w:t xml:space="preserve">50 (25)</w:t>
+              <w:t xml:space="preserve">50(25)</w:t>
             </w:r>
           </w:p>
         </w:tc>
@@ -3669,7 +3669,7 @@
                 <w:strike w:val="false"/>
                 <w:color w:val="000000"/>
               </w:rPr>
-              <w:t xml:space="preserve">23 (23)</w:t>
+              <w:t xml:space="preserve">23(23)</w:t>
             </w:r>
           </w:p>
         </w:tc>
@@ -3771,7 +3771,7 @@
                 <w:strike w:val="false"/>
                 <w:color w:val="000000"/>
               </w:rPr>
-              <w:t xml:space="preserve">27 (26)</w:t>
+              <w:t xml:space="preserve">27(26)</w:t>
             </w:r>
           </w:p>
         </w:tc>
@@ -4395,7 +4395,7 @@
                 <w:strike w:val="false"/>
                 <w:color w:val="000000"/>
               </w:rPr>
-              <w:t xml:space="preserve">68 (34)</w:t>
+              <w:t xml:space="preserve">68(34)</w:t>
             </w:r>
           </w:p>
         </w:tc>
@@ -4497,7 +4497,7 @@
                 <w:strike w:val="false"/>
                 <w:color w:val="000000"/>
               </w:rPr>
-              <w:t xml:space="preserve">35 (36)</w:t>
+              <w:t xml:space="preserve">35(36)</w:t>
             </w:r>
           </w:p>
         </w:tc>
@@ -4599,7 +4599,7 @@
                 <w:strike w:val="false"/>
                 <w:color w:val="000000"/>
               </w:rPr>
-              <w:t xml:space="preserve">33 (32)</w:t>
+              <w:t xml:space="preserve">33(32)</w:t>
             </w:r>
           </w:p>
         </w:tc>
@@ -4809,7 +4809,7 @@
                 <w:strike w:val="false"/>
                 <w:color w:val="000000"/>
               </w:rPr>
-              <w:t xml:space="preserve">68 (34)</w:t>
+              <w:t xml:space="preserve">68(34)</w:t>
             </w:r>
           </w:p>
         </w:tc>
@@ -4911,7 +4911,7 @@
                 <w:strike w:val="false"/>
                 <w:color w:val="000000"/>
               </w:rPr>
-              <w:t xml:space="preserve">32 (33)</w:t>
+              <w:t xml:space="preserve">32(33)</w:t>
             </w:r>
           </w:p>
         </w:tc>
@@ -5013,7 +5013,7 @@
                 <w:strike w:val="false"/>
                 <w:color w:val="000000"/>
               </w:rPr>
-              <w:t xml:space="preserve">36 (35)</w:t>
+              <w:t xml:space="preserve">36(35)</w:t>
             </w:r>
           </w:p>
         </w:tc>
@@ -5223,7 +5223,7 @@
                 <w:strike w:val="false"/>
                 <w:color w:val="000000"/>
               </w:rPr>
-              <w:t xml:space="preserve">64 (32)</w:t>
+              <w:t xml:space="preserve">64(32)</w:t>
             </w:r>
           </w:p>
         </w:tc>
@@ -5325,7 +5325,7 @@
                 <w:strike w:val="false"/>
                 <w:color w:val="000000"/>
               </w:rPr>
-              <w:t xml:space="preserve">31 (32)</w:t>
+              <w:t xml:space="preserve">31(32)</w:t>
             </w:r>
           </w:p>
         </w:tc>
@@ -5427,7 +5427,7 @@
                 <w:strike w:val="false"/>
                 <w:color w:val="000000"/>
               </w:rPr>
-              <w:t xml:space="preserve">33 (32)</w:t>
+              <w:t xml:space="preserve">33(32)</w:t>
             </w:r>
           </w:p>
         </w:tc>
